--- a/landfill-orchestra/docx/story_script.docx
+++ b/landfill-orchestra/docx/story_script.docx
@@ -2251,7 +2251,7 @@
         <w:spacing w:after="160" w:line="360"/>
       </w:pPr>
       <w:r>
-        <w:t xml:space="preserve">S#6. 강변교회 지하 야학 (토요일 저녁)
+        <w:t xml:space="preserve">S#6. 강변교회 지하 공부방 (토요일 저녁)
 </w:t>
       </w:r>
     </w:p>
@@ -4825,7 +4825,7 @@
         <w:tab/>
       </w:r>
       <w:r>
-        <w:t xml:space="preserve">이름 구려!
+        <w:t xml:space="preserve">이름 웃겨!
 </w:t>
       </w:r>
     </w:p>
@@ -5458,25 +5458,25 @@
         <w:spacing w:after="160" w:line="360"/>
       </w:pPr>
       <w:r>
-        <w:t xml:space="preserve">Insert: 오른쪽, 빨간 도장이 찍힌 회색 갱지.
-</w:t>
-      </w:r>
-    </w:p>
-    <w:p>
-      <w:pPr>
-        <w:spacing w:after="160" w:line="360"/>
-      </w:pPr>
-      <w:r>
-        <w:t xml:space="preserve">'갈대섬 정리 예정 알림. 올림픽 대회를 앞두고 갈대섬 일대를 정리할 예정입니다. 주민 이주와 철거 일정은 추후 알려 드립니다. 주민 여러분의 협조 부탁드립니다. 구청 도시정비과. 담당 계장 최정수.'
-</w:t>
-      </w:r>
-    </w:p>
-    <w:p>
-      <w:pPr>
-        <w:spacing w:after="160" w:line="360"/>
-      </w:pPr>
-      <w:r>
-        <w:t xml:space="preserve">Insert: 빨간 도장, 극접사.
+        <w:t xml:space="preserve">Insert: 오른쪽, 구청장 직인이 빨갛게 찍힌 회색 갱지.
+</w:t>
+      </w:r>
+    </w:p>
+    <w:p>
+      <w:pPr>
+        <w:spacing w:after="160" w:line="360"/>
+      </w:pPr>
+      <w:r>
+        <w:t xml:space="preserve">'갈대섬 정리 예정 알림. 올림픽 대회를 앞두고 갈대섬 일대를 정리할 예정입니다. 주민 이주와 철거 일정은 추후 알려 드립니다. 주민 여러분의 협조 부탁드립니다. 구청장. (문의: 도시정비과 계장 최정수)'
+</w:t>
+      </w:r>
+    </w:p>
+    <w:p>
+      <w:pPr>
+        <w:spacing w:after="160" w:line="360"/>
+      </w:pPr>
+      <w:r>
+        <w:t xml:space="preserve">Insert: '구청장' 글자 위 빨간 직인, 극접사.
 </w:t>
       </w:r>
     </w:p>
@@ -9286,7 +9286,7 @@
         <w:spacing w:after="160" w:line="360"/>
       </w:pPr>
       <w:r>
-        <w:t xml:space="preserve">Insert: 「서울매일」 사회면. 맨 아래 구석, 손바닥만 한 기사. 제목 다섯 글자, '쓰레기 밴드'.
+        <w:t xml:space="preserve">Insert: 「한강신보」 사회면(1988년 지면: 세로쓰기, 국한문 혼용). 맨 아래 구석, 손바닥만 한 기사. 제목 다섯 글자, '쓰레기 밴드'.
 </w:t>
       </w:r>
     </w:p>
@@ -9334,7 +9334,7 @@
         <w:tab/>
       </w:r>
       <w:r>
-        <w:t xml:space="preserve">(읽으며) 갈대섬 아이들이다. 깡통 바이올린을 켠 하모(13) 양은…
+        <w:t xml:space="preserve">(읽으며) 갈대섬 아이들이다. 깡통 바이올린을 켠 하모(14) 양은…
 </w:t>
       </w:r>
     </w:p>
@@ -9544,7 +9544,7 @@
         <w:spacing w:after="160" w:line="360"/>
       </w:pPr>
       <w:r>
-        <w:t xml:space="preserve">Insert: 기사 위의 긴 손가락. '하모(13) 양'에서 멈춘다. 다음은 '깡통 바이올린'. 손가락 끝에 힘이 들어간다. 종이가 구겨진다.
+        <w:t xml:space="preserve">Insert: 기사 위의 긴 손가락. '하모(14) 양'에서 멈춘다. 다음은 '깡통 바이올린'. 손가락 끝에 힘이 들어간다. 종이가 구겨진다.
 </w:t>
       </w:r>
     </w:p>
@@ -12772,7 +12772,7 @@
         <w:spacing w:after="160" w:line="360"/>
       </w:pPr>
       <w:r>
-        <w:t xml:space="preserve">Insert: 「서울매일」 단신 제목. '쓰레기 밴드'.
+        <w:t xml:space="preserve">Insert: 「한강신보」 단신 제목(세로쓰기 지면). '쓰레기 밴드'.
 </w:t>
       </w:r>
     </w:p>
@@ -13339,16 +13339,16 @@
         <w:spacing w:after="160" w:line="360"/>
       </w:pPr>
       <w:r>
-        <w:t xml:space="preserve">  둘째, 이주 가구는 동일 지역 임대주택에 일괄 배정함.
-</w:t>
-      </w:r>
-    </w:p>
-    <w:p>
-      <w:pPr>
-        <w:spacing w:after="160" w:line="360"/>
-      </w:pPr>
-      <w:r>
-        <w:t xml:space="preserve">  셋째, 해당 아동은 같은 학군 내 학교로 전학 조치함.
+        <w:t xml:space="preserve">  둘째, 이주 가구는 동일 지역 가수용 시설(조립식 임시 거처)에 일괄 수용하고, 임대주택 건립 시 우선 입주를 건의함.
+</w:t>
+      </w:r>
+    </w:p>
+    <w:p>
+      <w:pPr>
+        <w:spacing w:after="160" w:line="360"/>
+      </w:pPr>
+      <w:r>
+        <w:t xml:space="preserve">  셋째, 해당 아동은 같은 통학구역·학군 내 학교로 전학 조치함.
 </w:t>
       </w:r>
     </w:p>
@@ -14362,6 +14362,15 @@
         <w:spacing w:after="160" w:line="360"/>
       </w:pPr>
       <w:r>
+        <w:t xml:space="preserve">복도 저편, 섬 아이들이 서로의 목에 빨간 손수건을 매 주고 있다(순례 할머니가 빨간 천을 잘라 만든 것). 은주의 목에는 손수건이 없다. 소리굽쇠만. — 배경, 초점 밖
+</w:t>
+      </w:r>
+    </w:p>
+    <w:p>
+      <w:pPr>
+        <w:spacing w:after="160" w:line="360"/>
+      </w:pPr>
+      <w:r>
         <w:t xml:space="preserve">SE: (E, 벽 너머) 현악기 수십 대가 한꺼번에 울린다.
 </w:t>
       </w:r>
@@ -14782,7 +14791,7 @@
         <w:spacing w:after="160" w:line="360"/>
       </w:pPr>
       <w:r>
-        <w:t xml:space="preserve">Insert: 「서울매일」 사회면 구석, 단신 제목 '쓰레기 밴드'. 두 번 깜박이듯. — 웃음소리 커지고 귀가 먹먹해진다
+        <w:t xml:space="preserve">Insert: 「한강신보」 사회면 구석(세로쓰기 지면), 단신 제목 '쓰레기 밴드'. 두 번 깜박이듯. — 웃음소리 커지고 귀가 먹먹해진다
 </w:t>
       </w:r>
     </w:p>
@@ -16756,7 +16765,7 @@
         <w:spacing w:after="160" w:line="360"/>
       </w:pPr>
       <w:r>
-        <w:t xml:space="preserve">언덕 비탈의 현수막: '푸른 언덕 공원 개장 음악회'.
+        <w:t xml:space="preserve">언덕 비탈의 현수막: '푸른 언덕 공원 개장 한 돌 음악회'.
 </w:t>
       </w:r>
     </w:p>
@@ -16819,7 +16828,7 @@
         <w:spacing w:after="160" w:line="360"/>
       </w:pPr>
       <w:r>
-        <w:t xml:space="preserve">2. 같은 동네 임대주택. 한 골목에 섬 가족들이 짐을 푼다. 창문마다 아는 얼굴. 순례 할머니가 옆집 창문에 대고 손을 흔든다.
+        <w:t xml:space="preserve">2. 1988년 가을, 같은 동네 조립식 임시 거처. 똑같은 단층 조립식 집들이 한 골목에 늘어서 있다. 섬 가족들이 짐을 푼다. 창문마다 아는 얼굴. 순례 할머니가 옆집 창문에 대고 손을 흔든다. — 디졸브: 1990년, 같은 동네에 처음 생긴 임대아파트. 같은 얼굴들이 한 동의 창문마다 다시 모여 있다.
 </w:t>
       </w:r>
     </w:p>
@@ -16981,7 +16990,7 @@
         <w:spacing w:after="160" w:line="360"/>
       </w:pPr>
       <w:r>
-        <w:t xml:space="preserve">무대 옆 현수막: '공원 개장 음악회 — 바이올린 하은주 · 클라리넷 하만석'.
+        <w:t xml:space="preserve">무대 옆 현수막: '공원 개장 한 돌 음악회 — 바이올린 하은주 · 클라리넷 하만석'.
 </w:t>
       </w:r>
     </w:p>
@@ -21329,7 +21338,7 @@
                 <w:sz w:val="18"/>
                 <w:szCs w:val="18"/>
               </w:rPr>
-              <w:t xml:space="preserve">회상(예선 객석 웃음) + Insert 「서울매일」 '쓰레기 밴드'</w:t>
+              <w:t xml:space="preserve">회상(예선 객석 웃음) + Insert 「한강신보」 '쓰레기 밴드'</w:t>
             </w:r>
           </w:p>
         </w:tc>
